--- a/競賽/萬潤2026創新創意競賽(大專組)報名簡章.docx
+++ b/競賽/萬潤2026創新創意競賽(大專組)報名簡章.docx
@@ -1,6 +1,6 @@
 
 <file path=word/document.xml><?xml version="1.0" encoding="utf-8"?>
-<w:document xmlns:wpc="http://schemas.microsoft.com/office/word/2010/wordprocessingCanvas" xmlns:cx="http://schemas.microsoft.com/office/drawing/2014/chartex" xmlns:cx1="http://schemas.microsoft.com/office/drawing/2015/9/8/chartex" xmlns:cx2="http://schemas.microsoft.com/office/drawing/2015/10/21/chartex" xmlns:cx3="http://schemas.microsoft.com/office/drawing/2016/5/9/chartex" xmlns:cx4="http://schemas.microsoft.com/office/drawing/2016/5/10/chartex" xmlns:cx5="http://schemas.microsoft.com/office/drawing/2016/5/11/chartex" xmlns:cx6="http://schemas.microsoft.com/office/drawing/2016/5/12/chartex" xmlns:cx7="http://schemas.microsoft.com/office/drawing/2016/5/13/chartex" xmlns:cx8="http://schemas.microsoft.com/office/drawing/2016/5/14/chartex" xmlns:mc="http://schemas.openxmlformats.org/markup-compatibility/2006" xmlns:aink="http://schemas.microsoft.com/office/drawing/2016/ink" xmlns:am3d="http://schemas.microsoft.com/office/drawing/2017/model3d" xmlns:o="urn:schemas-microsoft-com:office:office" xmlns:oel="http://schemas.microsoft.com/office/2019/extlst" xmlns:r="http://schemas.openxmlformats.org/officeDocument/2006/relationships" xmlns:m="http://schemas.openxmlformats.org/officeDocument/2006/math" xmlns:v="urn:schemas-microsoft-com:vml" xmlns:wp14="http://schemas.microsoft.com/office/word/2010/wordprocessingDrawing" xmlns:wp="http://schemas.openxmlformats.org/drawingml/2006/wordprocessingDrawing" xmlns:w10="urn:schemas-microsoft-com:office:word" xmlns:w="http://schemas.openxmlformats.org/wordprocessingml/2006/main" xmlns:w14="http://schemas.microsoft.com/office/word/2010/wordml" xmlns:w15="http://schemas.microsoft.com/office/word/2012/wordml" xmlns:w16cei="http://schemas.microsoft.com/office/word/2026/wordml/cei" xmlns:w16cex="http://schemas.microsoft.com/office/word/2018/wordml/cex" xmlns:w16cid="http://schemas.microsoft.com/office/word/2016/wordml/cid" xmlns:w16="http://schemas.microsoft.com/office/word/2018/wordml" xmlns:w16du="http://schemas.microsoft.com/office/word/2023/wordml/word16du" xmlns:w16sdtdh="http://schemas.microsoft.com/office/word/2020/wordml/sdtdatahash" xmlns:w16sdtfl="http://schemas.microsoft.com/office/word/2024/wordml/sdtformatlock" xmlns:w16se="http://schemas.microsoft.com/office/word/2015/wordml/symex" xmlns:wpg="http://schemas.microsoft.com/office/word/2010/wordprocessingGroup" xmlns:wpi="http://schemas.microsoft.com/office/word/2010/wordprocessingInk" xmlns:wne="http://schemas.microsoft.com/office/word/2006/wordml" xmlns:wps="http://schemas.microsoft.com/office/word/2010/wordprocessingShape" mc:Ignorable="w14 w15 w16se w16cid w16 w16cex w16sdtdh w16sdtfl w16du wp14">
+<w:document xmlns:wpc="http://schemas.microsoft.com/office/word/2010/wordprocessingCanvas" xmlns:cx="http://schemas.microsoft.com/office/drawing/2014/chartex" xmlns:cx1="http://schemas.microsoft.com/office/drawing/2015/9/8/chartex" xmlns:cx2="http://schemas.microsoft.com/office/drawing/2015/10/21/chartex" xmlns:cx3="http://schemas.microsoft.com/office/drawing/2016/5/9/chartex" xmlns:cx4="http://schemas.microsoft.com/office/drawing/2016/5/10/chartex" xmlns:cx5="http://schemas.microsoft.com/office/drawing/2016/5/11/chartex" xmlns:cx6="http://schemas.microsoft.com/office/drawing/2016/5/12/chartex" xmlns:cx7="http://schemas.microsoft.com/office/drawing/2016/5/13/chartex" xmlns:cx8="http://schemas.microsoft.com/office/drawing/2016/5/14/chartex" xmlns:mc="http://schemas.openxmlformats.org/markup-compatibility/2006" xmlns:aink="http://schemas.microsoft.com/office/drawing/2016/ink" xmlns:am3d="http://schemas.microsoft.com/office/drawing/2017/model3d" xmlns:o="urn:schemas-microsoft-com:office:office" xmlns:oel="http://schemas.microsoft.com/office/2019/extlst" xmlns:r="http://schemas.openxmlformats.org/officeDocument/2006/relationships" xmlns:m="http://schemas.openxmlformats.org/officeDocument/2006/math" xmlns:v="urn:schemas-microsoft-com:vml" xmlns:wp14="http://schemas.microsoft.com/office/word/2010/wordprocessingDrawing" xmlns:wp="http://schemas.openxmlformats.org/drawingml/2006/wordprocessingDrawing" xmlns:w10="urn:schemas-microsoft-com:office:word" xmlns:w="http://schemas.openxmlformats.org/wordprocessingml/2006/main" xmlns:w14="http://schemas.microsoft.com/office/word/2010/wordml" xmlns:w15="http://schemas.microsoft.com/office/word/2012/wordml" xmlns:w16cex="http://schemas.microsoft.com/office/word/2018/wordml/cex" xmlns:w16cid="http://schemas.microsoft.com/office/word/2016/wordml/cid" xmlns:w16="http://schemas.microsoft.com/office/word/2018/wordml" xmlns:w16du="http://schemas.microsoft.com/office/word/2023/wordml/word16du" xmlns:w16sdtdh="http://schemas.microsoft.com/office/word/2020/wordml/sdtdatahash" xmlns:w16sdtfl="http://schemas.microsoft.com/office/word/2024/wordml/sdtformatlock" xmlns:w16se="http://schemas.microsoft.com/office/word/2015/wordml/symex" xmlns:wpg="http://schemas.microsoft.com/office/word/2010/wordprocessingGroup" xmlns:wpi="http://schemas.microsoft.com/office/word/2010/wordprocessingInk" xmlns:wne="http://schemas.microsoft.com/office/word/2006/wordml" xmlns:wps="http://schemas.microsoft.com/office/word/2010/wordprocessingShape" mc:Ignorable="w14 w15 w16se w16cid w16 w16cex w16sdtdh w16sdtfl w16du wp14">
   <w:body>
     <w:p>
       <w:pPr>
@@ -4161,17 +4161,15 @@
           <w:p>
             <w:pPr>
               <w:rPr>
+                <w:rFonts w:eastAsia="標楷體"/>
+              </w:rPr>
+            </w:pPr>
+            <w:r>
+              <w:rPr>
                 <w:rFonts w:eastAsia="標楷體" w:hint="eastAsia"/>
               </w:rPr>
-            </w:pPr>
-            <w:proofErr w:type="spellStart"/>
-            <w:r>
-              <w:rPr>
-                <w:rFonts w:eastAsia="標楷體" w:hint="eastAsia"/>
-              </w:rPr>
               <w:t>CoLoGrowth</w:t>
             </w:r>
-            <w:proofErr w:type="spellEnd"/>
           </w:p>
         </w:tc>
       </w:tr>
@@ -4706,7 +4704,7 @@
             <w:pPr>
               <w:spacing w:line="480" w:lineRule="exact"/>
               <w:rPr>
-                <w:rFonts w:eastAsia="標楷體" w:hint="eastAsia"/>
+                <w:rFonts w:eastAsia="標楷體"/>
               </w:rPr>
             </w:pPr>
             <w:r>
@@ -4766,7 +4764,7 @@
             <w:pPr>
               <w:spacing w:line="480" w:lineRule="exact"/>
               <w:rPr>
-                <w:rFonts w:eastAsia="標楷體" w:hint="eastAsia"/>
+                <w:rFonts w:eastAsia="標楷體"/>
               </w:rPr>
             </w:pPr>
             <w:r>
@@ -4840,17 +4838,18 @@
             <w:pPr>
               <w:spacing w:line="480" w:lineRule="exact"/>
               <w:rPr>
-                <w:rFonts w:eastAsia="標楷體" w:hint="eastAsia"/>
+                <w:rFonts w:eastAsia="標楷體"/>
               </w:rPr>
             </w:pPr>
             <w:hyperlink r:id="rId10" w:history="1">
               <w:r>
                 <w:rPr>
-                  <w:rFonts w:ascii="標楷體" w:eastAsia="標楷體" w:hAnsi="標楷體" w:hint="eastAsia"/>
-                  <w:color w:val="0000FF"/>
-                  <w:u w:val="single"/>
+                  <w:rStyle w:val="a3"/>
+                  <w:rFonts w:ascii="標楷體" w:eastAsia="標楷體" w:hAnsi="標楷體" w:cs="Times New Roman"/>
+                  <w:sz w:val="24"/>
+                  <w:szCs w:val="24"/>
                 </w:rPr>
-                <w:t>11056022@ntub.edu.tw</w:t>
+                <w:t>11536010@ntub.edu.tw</w:t>
               </w:r>
             </w:hyperlink>
           </w:p>
@@ -5069,7 +5068,7 @@
             <w:pPr>
               <w:spacing w:line="480" w:lineRule="exact"/>
               <w:rPr>
-                <w:rFonts w:eastAsia="標楷體" w:hint="eastAsia"/>
+                <w:rFonts w:eastAsia="標楷體"/>
               </w:rPr>
             </w:pPr>
             <w:r>
@@ -5214,25 +5213,16 @@
                   <w:sz w:val="24"/>
                   <w:szCs w:val="24"/>
                 </w:rPr>
-                <w:t>110560</w:t>
+                <w:t>115</w:t>
               </w:r>
               <w:r>
                 <w:rPr>
                   <w:rStyle w:val="a3"/>
-                  <w:rFonts w:ascii="標楷體" w:eastAsia="標楷體" w:hAnsi="標楷體" w:cs="Times New Roman"/>
+                  <w:rFonts w:ascii="標楷體" w:eastAsia="標楷體" w:hAnsi="標楷體"/>
                   <w:sz w:val="24"/>
                   <w:szCs w:val="24"/>
                 </w:rPr>
-                <w:t>1</w:t>
-              </w:r>
-              <w:r>
-                <w:rPr>
-                  <w:rStyle w:val="a3"/>
-                  <w:rFonts w:ascii="標楷體" w:eastAsia="標楷體" w:hAnsi="標楷體" w:cs="Times New Roman"/>
-                  <w:sz w:val="24"/>
-                  <w:szCs w:val="24"/>
-                </w:rPr>
-                <w:t>8</w:t>
+                <w:t>36014</w:t>
               </w:r>
               <w:r>
                 <w:rPr>
@@ -5460,7 +5450,7 @@
             <w:pPr>
               <w:spacing w:line="480" w:lineRule="exact"/>
               <w:rPr>
-                <w:rFonts w:eastAsia="標楷體" w:hint="eastAsia"/>
+                <w:rFonts w:eastAsia="標楷體"/>
               </w:rPr>
             </w:pPr>
             <w:r>
@@ -5605,25 +5595,7 @@
                   <w:sz w:val="24"/>
                   <w:szCs w:val="24"/>
                 </w:rPr>
-                <w:t>110560</w:t>
-              </w:r>
-              <w:r>
-                <w:rPr>
-                  <w:rStyle w:val="a3"/>
-                  <w:rFonts w:ascii="標楷體" w:eastAsia="標楷體" w:hAnsi="標楷體" w:cs="Times New Roman"/>
-                  <w:sz w:val="24"/>
-                  <w:szCs w:val="24"/>
-                </w:rPr>
-                <w:t>44</w:t>
-              </w:r>
-              <w:r>
-                <w:rPr>
-                  <w:rStyle w:val="a3"/>
-                  <w:rFonts w:ascii="標楷體" w:eastAsia="標楷體" w:hAnsi="標楷體" w:cs="Times New Roman"/>
-                  <w:sz w:val="24"/>
-                  <w:szCs w:val="24"/>
-                </w:rPr>
-                <w:t>@ntub.edu.tw</w:t>
+                <w:t>11536018@ntub.edu.tw</w:t>
               </w:r>
             </w:hyperlink>
           </w:p>
@@ -5988,25 +5960,7 @@
                   <w:sz w:val="24"/>
                   <w:szCs w:val="24"/>
                 </w:rPr>
-                <w:t>1143603</w:t>
-              </w:r>
-              <w:r>
-                <w:rPr>
-                  <w:rStyle w:val="a3"/>
-                  <w:rFonts w:ascii="標楷體" w:eastAsia="標楷體" w:hAnsi="標楷體" w:cs="Times New Roman"/>
-                  <w:sz w:val="24"/>
-                  <w:szCs w:val="24"/>
-                </w:rPr>
-                <w:t>1</w:t>
-              </w:r>
-              <w:r>
-                <w:rPr>
-                  <w:rStyle w:val="a3"/>
-                  <w:rFonts w:ascii="標楷體" w:eastAsia="標楷體" w:hAnsi="標楷體" w:cs="Times New Roman"/>
-                  <w:sz w:val="24"/>
-                  <w:szCs w:val="24"/>
-                </w:rPr>
-                <w:t>@ntub.edu.tw</w:t>
+                <w:t>11436031@ntub.edu.tw</w:t>
               </w:r>
             </w:hyperlink>
           </w:p>
@@ -6225,7 +6179,7 @@
             <w:pPr>
               <w:spacing w:line="480" w:lineRule="exact"/>
               <w:rPr>
-                <w:rFonts w:eastAsia="標楷體" w:hint="eastAsia"/>
+                <w:rFonts w:eastAsia="標楷體"/>
               </w:rPr>
             </w:pPr>
             <w:r>
@@ -6360,7 +6314,7 @@
             <w:pPr>
               <w:spacing w:line="480" w:lineRule="exact"/>
               <w:rPr>
-                <w:rFonts w:eastAsia="標楷體" w:hint="eastAsia"/>
+                <w:rFonts w:eastAsia="標楷體"/>
               </w:rPr>
             </w:pPr>
             <w:hyperlink r:id="rId14" w:history="1">
@@ -6515,7 +6469,7 @@
           <w:p>
             <w:pPr>
               <w:rPr>
-                <w:rFonts w:eastAsia="標楷體" w:hint="eastAsia"/>
+                <w:rFonts w:eastAsia="標楷體"/>
               </w:rPr>
             </w:pPr>
             <w:r>
@@ -6970,7 +6924,7 @@
               <w:spacing w:line="240" w:lineRule="exact"/>
               <w:jc w:val="both"/>
               <w:rPr>
-                <w:rFonts w:eastAsia="標楷體" w:hint="eastAsia"/>
+                <w:rFonts w:eastAsia="標楷體"/>
                 <w:sz w:val="28"/>
               </w:rPr>
             </w:pPr>
@@ -7043,19 +6997,17 @@
               <w:spacing w:line="240" w:lineRule="exact"/>
               <w:jc w:val="both"/>
               <w:rPr>
+                <w:rFonts w:eastAsia="標楷體"/>
+                <w:sz w:val="28"/>
+              </w:rPr>
+            </w:pPr>
+            <w:r>
+              <w:rPr>
                 <w:rFonts w:eastAsia="標楷體" w:hint="eastAsia"/>
                 <w:sz w:val="28"/>
               </w:rPr>
-            </w:pPr>
-            <w:proofErr w:type="spellStart"/>
-            <w:r>
-              <w:rPr>
-                <w:rFonts w:eastAsia="標楷體" w:hint="eastAsia"/>
-                <w:sz w:val="28"/>
-              </w:rPr>
               <w:t>CoLoGrowth</w:t>
             </w:r>
-            <w:proofErr w:type="spellEnd"/>
           </w:p>
         </w:tc>
       </w:tr>
@@ -7843,17 +7795,15 @@
           <w:p>
             <w:pPr>
               <w:rPr>
+                <w:rFonts w:eastAsia="標楷體"/>
+              </w:rPr>
+            </w:pPr>
+            <w:r>
+              <w:rPr>
                 <w:rFonts w:eastAsia="標楷體" w:hint="eastAsia"/>
               </w:rPr>
-            </w:pPr>
-            <w:proofErr w:type="spellStart"/>
-            <w:r>
-              <w:rPr>
-                <w:rFonts w:eastAsia="標楷體" w:hint="eastAsia"/>
-              </w:rPr>
               <w:t>CoLoGrowth</w:t>
             </w:r>
-            <w:proofErr w:type="spellEnd"/>
           </w:p>
         </w:tc>
       </w:tr>
@@ -8469,21 +8419,19 @@
             <w:pPr>
               <w:jc w:val="center"/>
               <w:rPr>
+                <w:rFonts w:eastAsia="標楷體"/>
+                <w:b/>
+                <w:sz w:val="28"/>
+              </w:rPr>
+            </w:pPr>
+            <w:r>
+              <w:rPr>
                 <w:rFonts w:eastAsia="標楷體" w:hint="eastAsia"/>
                 <w:b/>
                 <w:sz w:val="28"/>
               </w:rPr>
-            </w:pPr>
-            <w:proofErr w:type="spellStart"/>
-            <w:r>
-              <w:rPr>
-                <w:rFonts w:eastAsia="標楷體" w:hint="eastAsia"/>
-                <w:b/>
-                <w:sz w:val="28"/>
-              </w:rPr>
               <w:t>CoLoGrowth</w:t>
             </w:r>
-            <w:proofErr w:type="spellEnd"/>
           </w:p>
         </w:tc>
         <w:tc>
@@ -9165,7 +9113,7 @@
                     </wp:anchor>
                   </w:drawing>
                 </mc:Choice>
-                <mc:Fallback>
+                <mc:Fallback xmlns:w16cei="http://schemas.microsoft.com/office/word/2026/wordml/cei">
                   <w:pict>
                     <v:rect w14:anchorId="78A87F15" id="Rectangle 2" o:spid="_x0000_s1026" style="position:absolute;margin-left:207.35pt;margin-top:7.9pt;width:117pt;height:36pt;z-index:251657216;visibility:visible;mso-wrap-style:square;mso-width-percent:0;mso-height-percent:0;mso-wrap-distance-left:9pt;mso-wrap-distance-top:0;mso-wrap-distance-right:9pt;mso-wrap-distance-bottom:0;mso-position-horizontal:absolute;mso-position-horizontal-relative:text;mso-position-vertical:absolute;mso-position-vertical-relative:text;mso-width-percent:0;mso-height-percent:0;mso-width-relative:page;mso-height-relative:page;v-text-anchor:top" o:gfxdata="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" strokeweight=".26467mm">
                       <v:path arrowok="t"/>
@@ -10313,7 +10261,7 @@
 </file>
 
 <file path=word/endnotes.xml><?xml version="1.0" encoding="utf-8"?>
-<w:endnotes xmlns:wpc="http://schemas.microsoft.com/office/word/2010/wordprocessingCanvas" xmlns:cx="http://schemas.microsoft.com/office/drawing/2014/chartex" xmlns:cx1="http://schemas.microsoft.com/office/drawing/2015/9/8/chartex" xmlns:cx2="http://schemas.microsoft.com/office/drawing/2015/10/21/chartex" xmlns:cx3="http://schemas.microsoft.com/office/drawing/2016/5/9/chartex" xmlns:cx4="http://schemas.microsoft.com/office/drawing/2016/5/10/chartex" xmlns:cx5="http://schemas.microsoft.com/office/drawing/2016/5/11/chartex" xmlns:cx6="http://schemas.microsoft.com/office/drawing/2016/5/12/chartex" xmlns:cx7="http://schemas.microsoft.com/office/drawing/2016/5/13/chartex" xmlns:cx8="http://schemas.microsoft.com/office/drawing/2016/5/14/chartex" xmlns:mc="http://schemas.openxmlformats.org/markup-compatibility/2006" xmlns:aink="http://schemas.microsoft.com/office/drawing/2016/ink" xmlns:am3d="http://schemas.microsoft.com/office/drawing/2017/model3d" xmlns:o="urn:schemas-microsoft-com:office:office" xmlns:oel="http://schemas.microsoft.com/office/2019/extlst" xmlns:r="http://schemas.openxmlformats.org/officeDocument/2006/relationships" xmlns:m="http://schemas.openxmlformats.org/officeDocument/2006/math" xmlns:v="urn:schemas-microsoft-com:vml" xmlns:wp14="http://schemas.microsoft.com/office/word/2010/wordprocessingDrawing" xmlns:wp="http://schemas.openxmlformats.org/drawingml/2006/wordprocessingDrawing" xmlns:w10="urn:schemas-microsoft-com:office:word" xmlns:w="http://schemas.openxmlformats.org/wordprocessingml/2006/main" xmlns:w14="http://schemas.microsoft.com/office/word/2010/wordml" xmlns:w15="http://schemas.microsoft.com/office/word/2012/wordml" xmlns:w16cei="http://schemas.microsoft.com/office/word/2026/wordml/cei" xmlns:w16cex="http://schemas.microsoft.com/office/word/2018/wordml/cex" xmlns:w16cid="http://schemas.microsoft.com/office/word/2016/wordml/cid" xmlns:w16="http://schemas.microsoft.com/office/word/2018/wordml" xmlns:w16du="http://schemas.microsoft.com/office/word/2023/wordml/word16du" xmlns:w16sdtdh="http://schemas.microsoft.com/office/word/2020/wordml/sdtdatahash" xmlns:w16sdtfl="http://schemas.microsoft.com/office/word/2024/wordml/sdtformatlock" xmlns:w16se="http://schemas.microsoft.com/office/word/2015/wordml/symex" xmlns:wpg="http://schemas.microsoft.com/office/word/2010/wordprocessingGroup" xmlns:wpi="http://schemas.microsoft.com/office/word/2010/wordprocessingInk" xmlns:wne="http://schemas.microsoft.com/office/word/2006/wordml" xmlns:wps="http://schemas.microsoft.com/office/word/2010/wordprocessingShape" mc:Ignorable="w14 w15 w16se w16cid w16 w16cex w16sdtdh w16sdtfl w16du wp14">
+<w:endnotes xmlns:wpc="http://schemas.microsoft.com/office/word/2010/wordprocessingCanvas" xmlns:cx="http://schemas.microsoft.com/office/drawing/2014/chartex" xmlns:cx1="http://schemas.microsoft.com/office/drawing/2015/9/8/chartex" xmlns:cx2="http://schemas.microsoft.com/office/drawing/2015/10/21/chartex" xmlns:cx3="http://schemas.microsoft.com/office/drawing/2016/5/9/chartex" xmlns:cx4="http://schemas.microsoft.com/office/drawing/2016/5/10/chartex" xmlns:cx5="http://schemas.microsoft.com/office/drawing/2016/5/11/chartex" xmlns:cx6="http://schemas.microsoft.com/office/drawing/2016/5/12/chartex" xmlns:cx7="http://schemas.microsoft.com/office/drawing/2016/5/13/chartex" xmlns:cx8="http://schemas.microsoft.com/office/drawing/2016/5/14/chartex" xmlns:mc="http://schemas.openxmlformats.org/markup-compatibility/2006" xmlns:aink="http://schemas.microsoft.com/office/drawing/2016/ink" xmlns:am3d="http://schemas.microsoft.com/office/drawing/2017/model3d" xmlns:o="urn:schemas-microsoft-com:office:office" xmlns:oel="http://schemas.microsoft.com/office/2019/extlst" xmlns:r="http://schemas.openxmlformats.org/officeDocument/2006/relationships" xmlns:m="http://schemas.openxmlformats.org/officeDocument/2006/math" xmlns:v="urn:schemas-microsoft-com:vml" xmlns:wp14="http://schemas.microsoft.com/office/word/2010/wordprocessingDrawing" xmlns:wp="http://schemas.openxmlformats.org/drawingml/2006/wordprocessingDrawing" xmlns:w10="urn:schemas-microsoft-com:office:word" xmlns:w="http://schemas.openxmlformats.org/wordprocessingml/2006/main" xmlns:w14="http://schemas.microsoft.com/office/word/2010/wordml" xmlns:w15="http://schemas.microsoft.com/office/word/2012/wordml" xmlns:w16cex="http://schemas.microsoft.com/office/word/2018/wordml/cex" xmlns:w16cid="http://schemas.microsoft.com/office/word/2016/wordml/cid" xmlns:w16="http://schemas.microsoft.com/office/word/2018/wordml" xmlns:w16du="http://schemas.microsoft.com/office/word/2023/wordml/word16du" xmlns:w16sdtdh="http://schemas.microsoft.com/office/word/2020/wordml/sdtdatahash" xmlns:w16sdtfl="http://schemas.microsoft.com/office/word/2024/wordml/sdtformatlock" xmlns:w16se="http://schemas.microsoft.com/office/word/2015/wordml/symex" xmlns:wpg="http://schemas.microsoft.com/office/word/2010/wordprocessingGroup" xmlns:wpi="http://schemas.microsoft.com/office/word/2010/wordprocessingInk" xmlns:wne="http://schemas.microsoft.com/office/word/2006/wordml" xmlns:wps="http://schemas.microsoft.com/office/word/2010/wordprocessingShape" mc:Ignorable="w14 w15 w16se w16cid w16 w16cex w16sdtdh w16sdtfl w16du wp14">
   <w:endnote w:type="separator" w:id="-1">
     <w:p>
       <w:r>
@@ -10332,7 +10280,7 @@
 </file>
 
 <file path=word/footer1.xml><?xml version="1.0" encoding="utf-8"?>
-<w:ftr xmlns:wpc="http://schemas.microsoft.com/office/word/2010/wordprocessingCanvas" xmlns:cx="http://schemas.microsoft.com/office/drawing/2014/chartex" xmlns:cx1="http://schemas.microsoft.com/office/drawing/2015/9/8/chartex" xmlns:cx2="http://schemas.microsoft.com/office/drawing/2015/10/21/chartex" xmlns:cx3="http://schemas.microsoft.com/office/drawing/2016/5/9/chartex" xmlns:cx4="http://schemas.microsoft.com/office/drawing/2016/5/10/chartex" xmlns:cx5="http://schemas.microsoft.com/office/drawing/2016/5/11/chartex" xmlns:cx6="http://schemas.microsoft.com/office/drawing/2016/5/12/chartex" xmlns:cx7="http://schemas.microsoft.com/office/drawing/2016/5/13/chartex" xmlns:cx8="http://schemas.microsoft.com/office/drawing/2016/5/14/chartex" xmlns:mc="http://schemas.openxmlformats.org/markup-compatibility/2006" xmlns:aink="http://schemas.microsoft.com/office/drawing/2016/ink" xmlns:am3d="http://schemas.microsoft.com/office/drawing/2017/model3d" xmlns:o="urn:schemas-microsoft-com:office:office" xmlns:oel="http://schemas.microsoft.com/office/2019/extlst" xmlns:r="http://schemas.openxmlformats.org/officeDocument/2006/relationships" xmlns:m="http://schemas.openxmlformats.org/officeDocument/2006/math" xmlns:v="urn:schemas-microsoft-com:vml" xmlns:wp14="http://schemas.microsoft.com/office/word/2010/wordprocessingDrawing" xmlns:wp="http://schemas.openxmlformats.org/drawingml/2006/wordprocessingDrawing" xmlns:w10="urn:schemas-microsoft-com:office:word" xmlns:w="http://schemas.openxmlformats.org/wordprocessingml/2006/main" xmlns:w14="http://schemas.microsoft.com/office/word/2010/wordml" xmlns:w15="http://schemas.microsoft.com/office/word/2012/wordml" xmlns:w16cei="http://schemas.microsoft.com/office/word/2026/wordml/cei" xmlns:w16cex="http://schemas.microsoft.com/office/word/2018/wordml/cex" xmlns:w16cid="http://schemas.microsoft.com/office/word/2016/wordml/cid" xmlns:w16="http://schemas.microsoft.com/office/word/2018/wordml" xmlns:w16du="http://schemas.microsoft.com/office/word/2023/wordml/word16du" xmlns:w16sdtdh="http://schemas.microsoft.com/office/word/2020/wordml/sdtdatahash" xmlns:w16sdtfl="http://schemas.microsoft.com/office/word/2024/wordml/sdtformatlock" xmlns:w16se="http://schemas.microsoft.com/office/word/2015/wordml/symex" xmlns:wpg="http://schemas.microsoft.com/office/word/2010/wordprocessingGroup" xmlns:wpi="http://schemas.microsoft.com/office/word/2010/wordprocessingInk" xmlns:wne="http://schemas.microsoft.com/office/word/2006/wordml" xmlns:wps="http://schemas.microsoft.com/office/word/2010/wordprocessingShape" mc:Ignorable="w14 w15 w16se w16cid w16 w16cex w16sdtdh w16sdtfl w16du wp14">
+<w:ftr xmlns:wpc="http://schemas.microsoft.com/office/word/2010/wordprocessingCanvas" xmlns:cx="http://schemas.microsoft.com/office/drawing/2014/chartex" xmlns:cx1="http://schemas.microsoft.com/office/drawing/2015/9/8/chartex" xmlns:cx2="http://schemas.microsoft.com/office/drawing/2015/10/21/chartex" xmlns:cx3="http://schemas.microsoft.com/office/drawing/2016/5/9/chartex" xmlns:cx4="http://schemas.microsoft.com/office/drawing/2016/5/10/chartex" xmlns:cx5="http://schemas.microsoft.com/office/drawing/2016/5/11/chartex" xmlns:cx6="http://schemas.microsoft.com/office/drawing/2016/5/12/chartex" xmlns:cx7="http://schemas.microsoft.com/office/drawing/2016/5/13/chartex" xmlns:cx8="http://schemas.microsoft.com/office/drawing/2016/5/14/chartex" xmlns:mc="http://schemas.openxmlformats.org/markup-compatibility/2006" xmlns:aink="http://schemas.microsoft.com/office/drawing/2016/ink" xmlns:am3d="http://schemas.microsoft.com/office/drawing/2017/model3d" xmlns:o="urn:schemas-microsoft-com:office:office" xmlns:oel="http://schemas.microsoft.com/office/2019/extlst" xmlns:r="http://schemas.openxmlformats.org/officeDocument/2006/relationships" xmlns:m="http://schemas.openxmlformats.org/officeDocument/2006/math" xmlns:v="urn:schemas-microsoft-com:vml" xmlns:wp14="http://schemas.microsoft.com/office/word/2010/wordprocessingDrawing" xmlns:wp="http://schemas.openxmlformats.org/drawingml/2006/wordprocessingDrawing" xmlns:w10="urn:schemas-microsoft-com:office:word" xmlns:w="http://schemas.openxmlformats.org/wordprocessingml/2006/main" xmlns:w14="http://schemas.microsoft.com/office/word/2010/wordml" xmlns:w15="http://schemas.microsoft.com/office/word/2012/wordml" xmlns:w16cex="http://schemas.microsoft.com/office/word/2018/wordml/cex" xmlns:w16cid="http://schemas.microsoft.com/office/word/2016/wordml/cid" xmlns:w16="http://schemas.microsoft.com/office/word/2018/wordml" xmlns:w16du="http://schemas.microsoft.com/office/word/2023/wordml/word16du" xmlns:w16sdtdh="http://schemas.microsoft.com/office/word/2020/wordml/sdtdatahash" xmlns:w16sdtfl="http://schemas.microsoft.com/office/word/2024/wordml/sdtformatlock" xmlns:w16se="http://schemas.microsoft.com/office/word/2015/wordml/symex" xmlns:wpg="http://schemas.microsoft.com/office/word/2010/wordprocessingGroup" xmlns:wpi="http://schemas.microsoft.com/office/word/2010/wordprocessingInk" xmlns:wne="http://schemas.microsoft.com/office/word/2006/wordml" xmlns:wps="http://schemas.microsoft.com/office/word/2010/wordprocessingShape" mc:Ignorable="w14 w15 w16se w16cid w16 w16cex w16sdtdh w16sdtfl w16du wp14">
   <w:p>
     <w:pPr>
       <w:jc w:val="center"/>
@@ -10445,7 +10393,7 @@
 </file>
 
 <file path=word/footer2.xml><?xml version="1.0" encoding="utf-8"?>
-<w:ftr xmlns:wpc="http://schemas.microsoft.com/office/word/2010/wordprocessingCanvas" xmlns:cx="http://schemas.microsoft.com/office/drawing/2014/chartex" xmlns:cx1="http://schemas.microsoft.com/office/drawing/2015/9/8/chartex" xmlns:cx2="http://schemas.microsoft.com/office/drawing/2015/10/21/chartex" xmlns:cx3="http://schemas.microsoft.com/office/drawing/2016/5/9/chartex" xmlns:cx4="http://schemas.microsoft.com/office/drawing/2016/5/10/chartex" xmlns:cx5="http://schemas.microsoft.com/office/drawing/2016/5/11/chartex" xmlns:cx6="http://schemas.microsoft.com/office/drawing/2016/5/12/chartex" xmlns:cx7="http://schemas.microsoft.com/office/drawing/2016/5/13/chartex" xmlns:cx8="http://schemas.microsoft.com/office/drawing/2016/5/14/chartex" xmlns:mc="http://schemas.openxmlformats.org/markup-compatibility/2006" xmlns:aink="http://schemas.microsoft.com/office/drawing/2016/ink" xmlns:am3d="http://schemas.microsoft.com/office/drawing/2017/model3d" xmlns:o="urn:schemas-microsoft-com:office:office" xmlns:oel="http://schemas.microsoft.com/office/2019/extlst" xmlns:r="http://schemas.openxmlformats.org/officeDocument/2006/relationships" xmlns:m="http://schemas.openxmlformats.org/officeDocument/2006/math" xmlns:v="urn:schemas-microsoft-com:vml" xmlns:wp14="http://schemas.microsoft.com/office/word/2010/wordprocessingDrawing" xmlns:wp="http://schemas.openxmlformats.org/drawingml/2006/wordprocessingDrawing" xmlns:w10="urn:schemas-microsoft-com:office:word" xmlns:w="http://schemas.openxmlformats.org/wordprocessingml/2006/main" xmlns:w14="http://schemas.microsoft.com/office/word/2010/wordml" xmlns:w15="http://schemas.microsoft.com/office/word/2012/wordml" xmlns:w16cei="http://schemas.microsoft.com/office/word/2026/wordml/cei" xmlns:w16cex="http://schemas.microsoft.com/office/word/2018/wordml/cex" xmlns:w16cid="http://schemas.microsoft.com/office/word/2016/wordml/cid" xmlns:w16="http://schemas.microsoft.com/office/word/2018/wordml" xmlns:w16du="http://schemas.microsoft.com/office/word/2023/wordml/word16du" xmlns:w16sdtdh="http://schemas.microsoft.com/office/word/2020/wordml/sdtdatahash" xmlns:w16sdtfl="http://schemas.microsoft.com/office/word/2024/wordml/sdtformatlock" xmlns:w16se="http://schemas.microsoft.com/office/word/2015/wordml/symex" xmlns:wpg="http://schemas.microsoft.com/office/word/2010/wordprocessingGroup" xmlns:wpi="http://schemas.microsoft.com/office/word/2010/wordprocessingInk" xmlns:wne="http://schemas.microsoft.com/office/word/2006/wordml" xmlns:wps="http://schemas.microsoft.com/office/word/2010/wordprocessingShape" mc:Ignorable="w14 w15 w16se w16cid w16 w16cex w16sdtdh w16sdtfl w16du wp14">
+<w:ftr xmlns:wpc="http://schemas.microsoft.com/office/word/2010/wordprocessingCanvas" xmlns:cx="http://schemas.microsoft.com/office/drawing/2014/chartex" xmlns:cx1="http://schemas.microsoft.com/office/drawing/2015/9/8/chartex" xmlns:cx2="http://schemas.microsoft.com/office/drawing/2015/10/21/chartex" xmlns:cx3="http://schemas.microsoft.com/office/drawing/2016/5/9/chartex" xmlns:cx4="http://schemas.microsoft.com/office/drawing/2016/5/10/chartex" xmlns:cx5="http://schemas.microsoft.com/office/drawing/2016/5/11/chartex" xmlns:cx6="http://schemas.microsoft.com/office/drawing/2016/5/12/chartex" xmlns:cx7="http://schemas.microsoft.com/office/drawing/2016/5/13/chartex" xmlns:cx8="http://schemas.microsoft.com/office/drawing/2016/5/14/chartex" xmlns:mc="http://schemas.openxmlformats.org/markup-compatibility/2006" xmlns:aink="http://schemas.microsoft.com/office/drawing/2016/ink" xmlns:am3d="http://schemas.microsoft.com/office/drawing/2017/model3d" xmlns:o="urn:schemas-microsoft-com:office:office" xmlns:oel="http://schemas.microsoft.com/office/2019/extlst" xmlns:r="http://schemas.openxmlformats.org/officeDocument/2006/relationships" xmlns:m="http://schemas.openxmlformats.org/officeDocument/2006/math" xmlns:v="urn:schemas-microsoft-com:vml" xmlns:wp14="http://schemas.microsoft.com/office/word/2010/wordprocessingDrawing" xmlns:wp="http://schemas.openxmlformats.org/drawingml/2006/wordprocessingDrawing" xmlns:w10="urn:schemas-microsoft-com:office:word" xmlns:w="http://schemas.openxmlformats.org/wordprocessingml/2006/main" xmlns:w14="http://schemas.microsoft.com/office/word/2010/wordml" xmlns:w15="http://schemas.microsoft.com/office/word/2012/wordml" xmlns:w16cex="http://schemas.microsoft.com/office/word/2018/wordml/cex" xmlns:w16cid="http://schemas.microsoft.com/office/word/2016/wordml/cid" xmlns:w16="http://schemas.microsoft.com/office/word/2018/wordml" xmlns:w16du="http://schemas.microsoft.com/office/word/2023/wordml/word16du" xmlns:w16sdtdh="http://schemas.microsoft.com/office/word/2020/wordml/sdtdatahash" xmlns:w16sdtfl="http://schemas.microsoft.com/office/word/2024/wordml/sdtformatlock" xmlns:w16se="http://schemas.microsoft.com/office/word/2015/wordml/symex" xmlns:wpg="http://schemas.microsoft.com/office/word/2010/wordprocessingGroup" xmlns:wpi="http://schemas.microsoft.com/office/word/2010/wordprocessingInk" xmlns:wne="http://schemas.microsoft.com/office/word/2006/wordml" xmlns:wps="http://schemas.microsoft.com/office/word/2010/wordprocessingShape" mc:Ignorable="w14 w15 w16se w16cid w16 w16cex w16sdtdh w16sdtfl w16du wp14">
   <w:p>
     <w:pPr>
       <w:pStyle w:val="a6"/>
@@ -10497,14 +10445,7 @@
         <w:rFonts w:ascii="標楷體" w:eastAsia="標楷體" w:hAnsi="標楷體"/>
         <w:lang w:val="zh-TW"/>
       </w:rPr>
-      <w:t xml:space="preserve"> </w:t>
-    </w:r>
-    <w:r>
-      <w:rPr>
-        <w:rFonts w:ascii="標楷體" w:eastAsia="標楷體" w:hAnsi="標楷體"/>
-        <w:lang w:val="zh-TW"/>
-      </w:rPr>
-      <w:t xml:space="preserve">/ </w:t>
+      <w:t xml:space="preserve"> / </w:t>
     </w:r>
     <w:r>
       <w:rPr>
@@ -10543,7 +10484,7 @@
 </file>
 
 <file path=word/footnotes.xml><?xml version="1.0" encoding="utf-8"?>
-<w:footnotes xmlns:wpc="http://schemas.microsoft.com/office/word/2010/wordprocessingCanvas" xmlns:cx="http://schemas.microsoft.com/office/drawing/2014/chartex" xmlns:cx1="http://schemas.microsoft.com/office/drawing/2015/9/8/chartex" xmlns:cx2="http://schemas.microsoft.com/office/drawing/2015/10/21/chartex" xmlns:cx3="http://schemas.microsoft.com/office/drawing/2016/5/9/chartex" xmlns:cx4="http://schemas.microsoft.com/office/drawing/2016/5/10/chartex" xmlns:cx5="http://schemas.microsoft.com/office/drawing/2016/5/11/chartex" xmlns:cx6="http://schemas.microsoft.com/office/drawing/2016/5/12/chartex" xmlns:cx7="http://schemas.microsoft.com/office/drawing/2016/5/13/chartex" xmlns:cx8="http://schemas.microsoft.com/office/drawing/2016/5/14/chartex" xmlns:mc="http://schemas.openxmlformats.org/markup-compatibility/2006" xmlns:aink="http://schemas.microsoft.com/office/drawing/2016/ink" xmlns:am3d="http://schemas.microsoft.com/office/drawing/2017/model3d" xmlns:o="urn:schemas-microsoft-com:office:office" xmlns:oel="http://schemas.microsoft.com/office/2019/extlst" xmlns:r="http://schemas.openxmlformats.org/officeDocument/2006/relationships" xmlns:m="http://schemas.openxmlformats.org/officeDocument/2006/math" xmlns:v="urn:schemas-microsoft-com:vml" xmlns:wp14="http://schemas.microsoft.com/office/word/2010/wordprocessingDrawing" xmlns:wp="http://schemas.openxmlformats.org/drawingml/2006/wordprocessingDrawing" xmlns:w10="urn:schemas-microsoft-com:office:word" xmlns:w="http://schemas.openxmlformats.org/wordprocessingml/2006/main" xmlns:w14="http://schemas.microsoft.com/office/word/2010/wordml" xmlns:w15="http://schemas.microsoft.com/office/word/2012/wordml" xmlns:w16cei="http://schemas.microsoft.com/office/word/2026/wordml/cei" xmlns:w16cex="http://schemas.microsoft.com/office/word/2018/wordml/cex" xmlns:w16cid="http://schemas.microsoft.com/office/word/2016/wordml/cid" xmlns:w16="http://schemas.microsoft.com/office/word/2018/wordml" xmlns:w16du="http://schemas.microsoft.com/office/word/2023/wordml/word16du" xmlns:w16sdtdh="http://schemas.microsoft.com/office/word/2020/wordml/sdtdatahash" xmlns:w16sdtfl="http://schemas.microsoft.com/office/word/2024/wordml/sdtformatlock" xmlns:w16se="http://schemas.microsoft.com/office/word/2015/wordml/symex" xmlns:wpg="http://schemas.microsoft.com/office/word/2010/wordprocessingGroup" xmlns:wpi="http://schemas.microsoft.com/office/word/2010/wordprocessingInk" xmlns:wne="http://schemas.microsoft.com/office/word/2006/wordml" xmlns:wps="http://schemas.microsoft.com/office/word/2010/wordprocessingShape" mc:Ignorable="w14 w15 w16se w16cid w16 w16cex w16sdtdh w16sdtfl w16du wp14">
+<w:footnotes xmlns:wpc="http://schemas.microsoft.com/office/word/2010/wordprocessingCanvas" xmlns:cx="http://schemas.microsoft.com/office/drawing/2014/chartex" xmlns:cx1="http://schemas.microsoft.com/office/drawing/2015/9/8/chartex" xmlns:cx2="http://schemas.microsoft.com/office/drawing/2015/10/21/chartex" xmlns:cx3="http://schemas.microsoft.com/office/drawing/2016/5/9/chartex" xmlns:cx4="http://schemas.microsoft.com/office/drawing/2016/5/10/chartex" xmlns:cx5="http://schemas.microsoft.com/office/drawing/2016/5/11/chartex" xmlns:cx6="http://schemas.microsoft.com/office/drawing/2016/5/12/chartex" xmlns:cx7="http://schemas.microsoft.com/office/drawing/2016/5/13/chartex" xmlns:cx8="http://schemas.microsoft.com/office/drawing/2016/5/14/chartex" xmlns:mc="http://schemas.openxmlformats.org/markup-compatibility/2006" xmlns:aink="http://schemas.microsoft.com/office/drawing/2016/ink" xmlns:am3d="http://schemas.microsoft.com/office/drawing/2017/model3d" xmlns:o="urn:schemas-microsoft-com:office:office" xmlns:oel="http://schemas.microsoft.com/office/2019/extlst" xmlns:r="http://schemas.openxmlformats.org/officeDocument/2006/relationships" xmlns:m="http://schemas.openxmlformats.org/officeDocument/2006/math" xmlns:v="urn:schemas-microsoft-com:vml" xmlns:wp14="http://schemas.microsoft.com/office/word/2010/wordprocessingDrawing" xmlns:wp="http://schemas.openxmlformats.org/drawingml/2006/wordprocessingDrawing" xmlns:w10="urn:schemas-microsoft-com:office:word" xmlns:w="http://schemas.openxmlformats.org/wordprocessingml/2006/main" xmlns:w14="http://schemas.microsoft.com/office/word/2010/wordml" xmlns:w15="http://schemas.microsoft.com/office/word/2012/wordml" xmlns:w16cex="http://schemas.microsoft.com/office/word/2018/wordml/cex" xmlns:w16cid="http://schemas.microsoft.com/office/word/2016/wordml/cid" xmlns:w16="http://schemas.microsoft.com/office/word/2018/wordml" xmlns:w16du="http://schemas.microsoft.com/office/word/2023/wordml/word16du" xmlns:w16sdtdh="http://schemas.microsoft.com/office/word/2020/wordml/sdtdatahash" xmlns:w16sdtfl="http://schemas.microsoft.com/office/word/2024/wordml/sdtformatlock" xmlns:w16se="http://schemas.microsoft.com/office/word/2015/wordml/symex" xmlns:wpg="http://schemas.microsoft.com/office/word/2010/wordprocessingGroup" xmlns:wpi="http://schemas.microsoft.com/office/word/2010/wordprocessingInk" xmlns:wne="http://schemas.microsoft.com/office/word/2006/wordml" xmlns:wps="http://schemas.microsoft.com/office/word/2010/wordprocessingShape" mc:Ignorable="w14 w15 w16se w16cid w16 w16cex w16sdtdh w16sdtfl w16du wp14">
   <w:footnote w:type="separator" w:id="-1">
     <w:p>
       <w:r>
@@ -10565,7 +10506,7 @@
 </file>
 
 <file path=word/header1.xml><?xml version="1.0" encoding="utf-8"?>
-<w:hdr xmlns:wpc="http://schemas.microsoft.com/office/word/2010/wordprocessingCanvas" xmlns:cx="http://schemas.microsoft.com/office/drawing/2014/chartex" xmlns:cx1="http://schemas.microsoft.com/office/drawing/2015/9/8/chartex" xmlns:cx2="http://schemas.microsoft.com/office/drawing/2015/10/21/chartex" xmlns:cx3="http://schemas.microsoft.com/office/drawing/2016/5/9/chartex" xmlns:cx4="http://schemas.microsoft.com/office/drawing/2016/5/10/chartex" xmlns:cx5="http://schemas.microsoft.com/office/drawing/2016/5/11/chartex" xmlns:cx6="http://schemas.microsoft.com/office/drawing/2016/5/12/chartex" xmlns:cx7="http://schemas.microsoft.com/office/drawing/2016/5/13/chartex" xmlns:cx8="http://schemas.microsoft.com/office/drawing/2016/5/14/chartex" xmlns:mc="http://schemas.openxmlformats.org/markup-compatibility/2006" xmlns:aink="http://schemas.microsoft.com/office/drawing/2016/ink" xmlns:am3d="http://schemas.microsoft.com/office/drawing/2017/model3d" xmlns:o="urn:schemas-microsoft-com:office:office" xmlns:oel="http://schemas.microsoft.com/office/2019/extlst" xmlns:r="http://schemas.openxmlformats.org/officeDocument/2006/relationships" xmlns:m="http://schemas.openxmlformats.org/officeDocument/2006/math" xmlns:v="urn:schemas-microsoft-com:vml" xmlns:wp14="http://schemas.microsoft.com/office/word/2010/wordprocessingDrawing" xmlns:wp="http://schemas.openxmlformats.org/drawingml/2006/wordprocessingDrawing" xmlns:w10="urn:schemas-microsoft-com:office:word" xmlns:w="http://schemas.openxmlformats.org/wordprocessingml/2006/main" xmlns:w14="http://schemas.microsoft.com/office/word/2010/wordml" xmlns:w15="http://schemas.microsoft.com/office/word/2012/wordml" xmlns:w16cei="http://schemas.microsoft.com/office/word/2026/wordml/cei" xmlns:w16cex="http://schemas.microsoft.com/office/word/2018/wordml/cex" xmlns:w16cid="http://schemas.microsoft.com/office/word/2016/wordml/cid" xmlns:w16="http://schemas.microsoft.com/office/word/2018/wordml" xmlns:w16du="http://schemas.microsoft.com/office/word/2023/wordml/word16du" xmlns:w16sdtdh="http://schemas.microsoft.com/office/word/2020/wordml/sdtdatahash" xmlns:w16sdtfl="http://schemas.microsoft.com/office/word/2024/wordml/sdtformatlock" xmlns:w16se="http://schemas.microsoft.com/office/word/2015/wordml/symex" xmlns:wpg="http://schemas.microsoft.com/office/word/2010/wordprocessingGroup" xmlns:wpi="http://schemas.microsoft.com/office/word/2010/wordprocessingInk" xmlns:wne="http://schemas.microsoft.com/office/word/2006/wordml" xmlns:wps="http://schemas.microsoft.com/office/word/2010/wordprocessingShape" mc:Ignorable="w14 w15 w16se w16cid w16 w16cex w16sdtdh w16sdtfl w16du wp14">
+<w:hdr xmlns:wpc="http://schemas.microsoft.com/office/word/2010/wordprocessingCanvas" xmlns:cx="http://schemas.microsoft.com/office/drawing/2014/chartex" xmlns:cx1="http://schemas.microsoft.com/office/drawing/2015/9/8/chartex" xmlns:cx2="http://schemas.microsoft.com/office/drawing/2015/10/21/chartex" xmlns:cx3="http://schemas.microsoft.com/office/drawing/2016/5/9/chartex" xmlns:cx4="http://schemas.microsoft.com/office/drawing/2016/5/10/chartex" xmlns:cx5="http://schemas.microsoft.com/office/drawing/2016/5/11/chartex" xmlns:cx6="http://schemas.microsoft.com/office/drawing/2016/5/12/chartex" xmlns:cx7="http://schemas.microsoft.com/office/drawing/2016/5/13/chartex" xmlns:cx8="http://schemas.microsoft.com/office/drawing/2016/5/14/chartex" xmlns:mc="http://schemas.openxmlformats.org/markup-compatibility/2006" xmlns:aink="http://schemas.microsoft.com/office/drawing/2016/ink" xmlns:am3d="http://schemas.microsoft.com/office/drawing/2017/model3d" xmlns:o="urn:schemas-microsoft-com:office:office" xmlns:oel="http://schemas.microsoft.com/office/2019/extlst" xmlns:r="http://schemas.openxmlformats.org/officeDocument/2006/relationships" xmlns:m="http://schemas.openxmlformats.org/officeDocument/2006/math" xmlns:v="urn:schemas-microsoft-com:vml" xmlns:wp14="http://schemas.microsoft.com/office/word/2010/wordprocessingDrawing" xmlns:wp="http://schemas.openxmlformats.org/drawingml/2006/wordprocessingDrawing" xmlns:w10="urn:schemas-microsoft-com:office:word" xmlns:w="http://schemas.openxmlformats.org/wordprocessingml/2006/main" xmlns:w14="http://schemas.microsoft.com/office/word/2010/wordml" xmlns:w15="http://schemas.microsoft.com/office/word/2012/wordml" xmlns:w16cex="http://schemas.microsoft.com/office/word/2018/wordml/cex" xmlns:w16cid="http://schemas.microsoft.com/office/word/2016/wordml/cid" xmlns:w16="http://schemas.microsoft.com/office/word/2018/wordml" xmlns:w16du="http://schemas.microsoft.com/office/word/2023/wordml/word16du" xmlns:w16sdtdh="http://schemas.microsoft.com/office/word/2020/wordml/sdtdatahash" xmlns:w16sdtfl="http://schemas.microsoft.com/office/word/2024/wordml/sdtformatlock" xmlns:w16se="http://schemas.microsoft.com/office/word/2015/wordml/symex" xmlns:wpg="http://schemas.microsoft.com/office/word/2010/wordprocessingGroup" xmlns:wpi="http://schemas.microsoft.com/office/word/2010/wordprocessingInk" xmlns:wne="http://schemas.microsoft.com/office/word/2006/wordml" xmlns:wps="http://schemas.microsoft.com/office/word/2010/wordprocessingShape" mc:Ignorable="w14 w15 w16se w16cid w16 w16cex w16sdtdh w16sdtfl w16du wp14">
   <w:p>
     <w:pPr>
       <w:pStyle w:val="a4"/>
@@ -10608,7 +10549,7 @@
 </file>
 
 <file path=word/header2.xml><?xml version="1.0" encoding="utf-8"?>
-<w:hdr xmlns:wpc="http://schemas.microsoft.com/office/word/2010/wordprocessingCanvas" xmlns:cx="http://schemas.microsoft.com/office/drawing/2014/chartex" xmlns:cx1="http://schemas.microsoft.com/office/drawing/2015/9/8/chartex" xmlns:cx2="http://schemas.microsoft.com/office/drawing/2015/10/21/chartex" xmlns:cx3="http://schemas.microsoft.com/office/drawing/2016/5/9/chartex" xmlns:cx4="http://schemas.microsoft.com/office/drawing/2016/5/10/chartex" xmlns:cx5="http://schemas.microsoft.com/office/drawing/2016/5/11/chartex" xmlns:cx6="http://schemas.microsoft.com/office/drawing/2016/5/12/chartex" xmlns:cx7="http://schemas.microsoft.com/office/drawing/2016/5/13/chartex" xmlns:cx8="http://schemas.microsoft.com/office/drawing/2016/5/14/chartex" xmlns:mc="http://schemas.openxmlformats.org/markup-compatibility/2006" xmlns:aink="http://schemas.microsoft.com/office/drawing/2016/ink" xmlns:am3d="http://schemas.microsoft.com/office/drawing/2017/model3d" xmlns:o="urn:schemas-microsoft-com:office:office" xmlns:oel="http://schemas.microsoft.com/office/2019/extlst" xmlns:r="http://schemas.openxmlformats.org/officeDocument/2006/relationships" xmlns:m="http://schemas.openxmlformats.org/officeDocument/2006/math" xmlns:v="urn:schemas-microsoft-com:vml" xmlns:wp14="http://schemas.microsoft.com/office/word/2010/wordprocessingDrawing" xmlns:wp="http://schemas.openxmlformats.org/drawingml/2006/wordprocessingDrawing" xmlns:w10="urn:schemas-microsoft-com:office:word" xmlns:w="http://schemas.openxmlformats.org/wordprocessingml/2006/main" xmlns:w14="http://schemas.microsoft.com/office/word/2010/wordml" xmlns:w15="http://schemas.microsoft.com/office/word/2012/wordml" xmlns:w16cei="http://schemas.microsoft.com/office/word/2026/wordml/cei" xmlns:w16cex="http://schemas.microsoft.com/office/word/2018/wordml/cex" xmlns:w16cid="http://schemas.microsoft.com/office/word/2016/wordml/cid" xmlns:w16="http://schemas.microsoft.com/office/word/2018/wordml" xmlns:w16du="http://schemas.microsoft.com/office/word/2023/wordml/word16du" xmlns:w16sdtdh="http://schemas.microsoft.com/office/word/2020/wordml/sdtdatahash" xmlns:w16sdtfl="http://schemas.microsoft.com/office/word/2024/wordml/sdtformatlock" xmlns:w16se="http://schemas.microsoft.com/office/word/2015/wordml/symex" xmlns:wpg="http://schemas.microsoft.com/office/word/2010/wordprocessingGroup" xmlns:wpi="http://schemas.microsoft.com/office/word/2010/wordprocessingInk" xmlns:wne="http://schemas.microsoft.com/office/word/2006/wordml" xmlns:wps="http://schemas.microsoft.com/office/word/2010/wordprocessingShape" mc:Ignorable="w14 w15 w16se w16cid w16 w16cex w16sdtdh w16sdtfl w16du wp14">
+<w:hdr xmlns:wpc="http://schemas.microsoft.com/office/word/2010/wordprocessingCanvas" xmlns:cx="http://schemas.microsoft.com/office/drawing/2014/chartex" xmlns:cx1="http://schemas.microsoft.com/office/drawing/2015/9/8/chartex" xmlns:cx2="http://schemas.microsoft.com/office/drawing/2015/10/21/chartex" xmlns:cx3="http://schemas.microsoft.com/office/drawing/2016/5/9/chartex" xmlns:cx4="http://schemas.microsoft.com/office/drawing/2016/5/10/chartex" xmlns:cx5="http://schemas.microsoft.com/office/drawing/2016/5/11/chartex" xmlns:cx6="http://schemas.microsoft.com/office/drawing/2016/5/12/chartex" xmlns:cx7="http://schemas.microsoft.com/office/drawing/2016/5/13/chartex" xmlns:cx8="http://schemas.microsoft.com/office/drawing/2016/5/14/chartex" xmlns:mc="http://schemas.openxmlformats.org/markup-compatibility/2006" xmlns:aink="http://schemas.microsoft.com/office/drawing/2016/ink" xmlns:am3d="http://schemas.microsoft.com/office/drawing/2017/model3d" xmlns:o="urn:schemas-microsoft-com:office:office" xmlns:oel="http://schemas.microsoft.com/office/2019/extlst" xmlns:r="http://schemas.openxmlformats.org/officeDocument/2006/relationships" xmlns:m="http://schemas.openxmlformats.org/officeDocument/2006/math" xmlns:v="urn:schemas-microsoft-com:vml" xmlns:wp14="http://schemas.microsoft.com/office/word/2010/wordprocessingDrawing" xmlns:wp="http://schemas.openxmlformats.org/drawingml/2006/wordprocessingDrawing" xmlns:w10="urn:schemas-microsoft-com:office:word" xmlns:w="http://schemas.openxmlformats.org/wordprocessingml/2006/main" xmlns:w14="http://schemas.microsoft.com/office/word/2010/wordml" xmlns:w15="http://schemas.microsoft.com/office/word/2012/wordml" xmlns:w16cex="http://schemas.microsoft.com/office/word/2018/wordml/cex" xmlns:w16cid="http://schemas.microsoft.com/office/word/2016/wordml/cid" xmlns:w16="http://schemas.microsoft.com/office/word/2018/wordml" xmlns:w16du="http://schemas.microsoft.com/office/word/2023/wordml/word16du" xmlns:w16sdtdh="http://schemas.microsoft.com/office/word/2020/wordml/sdtdatahash" xmlns:w16sdtfl="http://schemas.microsoft.com/office/word/2024/wordml/sdtformatlock" xmlns:w16se="http://schemas.microsoft.com/office/word/2015/wordml/symex" xmlns:wpg="http://schemas.microsoft.com/office/word/2010/wordprocessingGroup" xmlns:wpi="http://schemas.microsoft.com/office/word/2010/wordprocessingInk" xmlns:wne="http://schemas.microsoft.com/office/word/2006/wordml" xmlns:wps="http://schemas.microsoft.com/office/word/2010/wordprocessingShape" mc:Ignorable="w14 w15 w16se w16cid w16 w16cex w16sdtdh w16sdtfl w16du wp14">
   <w:p>
     <w:pPr>
       <w:pStyle w:val="a4"/>
@@ -10651,7 +10592,7 @@
 </file>
 
 <file path=word/numbering.xml><?xml version="1.0" encoding="utf-8"?>
-<w:numbering xmlns:wpc="http://schemas.microsoft.com/office/word/2010/wordprocessingCanvas" xmlns:cx="http://schemas.microsoft.com/office/drawing/2014/chartex" xmlns:cx1="http://schemas.microsoft.com/office/drawing/2015/9/8/chartex" xmlns:cx2="http://schemas.microsoft.com/office/drawing/2015/10/21/chartex" xmlns:cx3="http://schemas.microsoft.com/office/drawing/2016/5/9/chartex" xmlns:cx4="http://schemas.microsoft.com/office/drawing/2016/5/10/chartex" xmlns:cx5="http://schemas.microsoft.com/office/drawing/2016/5/11/chartex" xmlns:cx6="http://schemas.microsoft.com/office/drawing/2016/5/12/chartex" xmlns:cx7="http://schemas.microsoft.com/office/drawing/2016/5/13/chartex" xmlns:cx8="http://schemas.microsoft.com/office/drawing/2016/5/14/chartex" xmlns:mc="http://schemas.openxmlformats.org/markup-compatibility/2006" xmlns:aink="http://schemas.microsoft.com/office/drawing/2016/ink" xmlns:am3d="http://schemas.microsoft.com/office/drawing/2017/model3d" xmlns:o="urn:schemas-microsoft-com:office:office" xmlns:oel="http://schemas.microsoft.com/office/2019/extlst" xmlns:r="http://schemas.openxmlformats.org/officeDocument/2006/relationships" xmlns:m="http://schemas.openxmlformats.org/officeDocument/2006/math" xmlns:v="urn:schemas-microsoft-com:vml" xmlns:wp14="http://schemas.microsoft.com/office/word/2010/wordprocessingDrawing" xmlns:wp="http://schemas.openxmlformats.org/drawingml/2006/wordprocessingDrawing" xmlns:w10="urn:schemas-microsoft-com:office:word" xmlns:w="http://schemas.openxmlformats.org/wordprocessingml/2006/main" xmlns:w14="http://schemas.microsoft.com/office/word/2010/wordml" xmlns:w15="http://schemas.microsoft.com/office/word/2012/wordml" xmlns:w16cei="http://schemas.microsoft.com/office/word/2026/wordml/cei" xmlns:w16cex="http://schemas.microsoft.com/office/word/2018/wordml/cex" xmlns:w16cid="http://schemas.microsoft.com/office/word/2016/wordml/cid" xmlns:w16="http://schemas.microsoft.com/office/word/2018/wordml" xmlns:w16du="http://schemas.microsoft.com/office/word/2023/wordml/word16du" xmlns:w16sdtdh="http://schemas.microsoft.com/office/word/2020/wordml/sdtdatahash" xmlns:w16sdtfl="http://schemas.microsoft.com/office/word/2024/wordml/sdtformatlock" xmlns:w16se="http://schemas.microsoft.com/office/word/2015/wordml/symex" xmlns:wpg="http://schemas.microsoft.com/office/word/2010/wordprocessingGroup" xmlns:wpi="http://schemas.microsoft.com/office/word/2010/wordprocessingInk" xmlns:wne="http://schemas.microsoft.com/office/word/2006/wordml" xmlns:wps="http://schemas.microsoft.com/office/word/2010/wordprocessingShape" mc:Ignorable="w14 w15 w16se w16cid w16 w16cex w16sdtdh w16sdtfl w16du wp14">
+<w:numbering xmlns:wpc="http://schemas.microsoft.com/office/word/2010/wordprocessingCanvas" xmlns:cx="http://schemas.microsoft.com/office/drawing/2014/chartex" xmlns:cx1="http://schemas.microsoft.com/office/drawing/2015/9/8/chartex" xmlns:cx2="http://schemas.microsoft.com/office/drawing/2015/10/21/chartex" xmlns:cx3="http://schemas.microsoft.com/office/drawing/2016/5/9/chartex" xmlns:cx4="http://schemas.microsoft.com/office/drawing/2016/5/10/chartex" xmlns:cx5="http://schemas.microsoft.com/office/drawing/2016/5/11/chartex" xmlns:cx6="http://schemas.microsoft.com/office/drawing/2016/5/12/chartex" xmlns:cx7="http://schemas.microsoft.com/office/drawing/2016/5/13/chartex" xmlns:cx8="http://schemas.microsoft.com/office/drawing/2016/5/14/chartex" xmlns:mc="http://schemas.openxmlformats.org/markup-compatibility/2006" xmlns:aink="http://schemas.microsoft.com/office/drawing/2016/ink" xmlns:am3d="http://schemas.microsoft.com/office/drawing/2017/model3d" xmlns:o="urn:schemas-microsoft-com:office:office" xmlns:oel="http://schemas.microsoft.com/office/2019/extlst" xmlns:r="http://schemas.openxmlformats.org/officeDocument/2006/relationships" xmlns:m="http://schemas.openxmlformats.org/officeDocument/2006/math" xmlns:v="urn:schemas-microsoft-com:vml" xmlns:wp14="http://schemas.microsoft.com/office/word/2010/wordprocessingDrawing" xmlns:wp="http://schemas.openxmlformats.org/drawingml/2006/wordprocessingDrawing" xmlns:w10="urn:schemas-microsoft-com:office:word" xmlns:w="http://schemas.openxmlformats.org/wordprocessingml/2006/main" xmlns:w14="http://schemas.microsoft.com/office/word/2010/wordml" xmlns:w15="http://schemas.microsoft.com/office/word/2012/wordml" xmlns:w16cex="http://schemas.microsoft.com/office/word/2018/wordml/cex" xmlns:w16cid="http://schemas.microsoft.com/office/word/2016/wordml/cid" xmlns:w16="http://schemas.microsoft.com/office/word/2018/wordml" xmlns:w16du="http://schemas.microsoft.com/office/word/2023/wordml/word16du" xmlns:w16sdtdh="http://schemas.microsoft.com/office/word/2020/wordml/sdtdatahash" xmlns:w16sdtfl="http://schemas.microsoft.com/office/word/2024/wordml/sdtformatlock" xmlns:w16se="http://schemas.microsoft.com/office/word/2015/wordml/symex" xmlns:wpg="http://schemas.microsoft.com/office/word/2010/wordprocessingGroup" xmlns:wpi="http://schemas.microsoft.com/office/word/2010/wordprocessingInk" xmlns:wne="http://schemas.microsoft.com/office/word/2006/wordml" xmlns:wps="http://schemas.microsoft.com/office/word/2010/wordprocessingShape" mc:Ignorable="w14 w15 w16se w16cid w16 w16cex w16sdtdh w16sdtfl w16du wp14">
   <w:abstractNum w:abstractNumId="0" w15:restartNumberingAfterBreak="0">
     <w:nsid w:val="10DC6948"/>
     <w:multiLevelType w:val="multilevel"/>
